--- a/docs/plan_projekta/FER_ProjektR_Dron.co_PlanProjekta.docx
+++ b/docs/plan_projekta/FER_ProjektR_Dron.co_PlanProjekta.docx
@@ -2121,13 +2121,7 @@
         <w:rPr>
           <w:lang w:val="hr-HR"/>
         </w:rPr>
-        <w:t xml:space="preserve"> </w:t>
-      </w:r>
-      <w:r>
-        <w:rPr>
-          <w:lang w:val="hr-HR"/>
-        </w:rPr>
-        <w:t>(pristupljeno 11.11.2025.)</w:t>
+        <w:t xml:space="preserve"> (pristupljeno 11.11.2025.)</w:t>
       </w:r>
     </w:p>
     <w:p>
@@ -5902,7 +5896,21 @@
                 <w:bCs/>
                 <w:lang w:val="hr-HR"/>
               </w:rPr>
-              <w:t xml:space="preserve">,r </w:t>
+              <w:t>,</w:t>
+            </w:r>
+            <w:r>
+              <w:rPr>
+                <w:bCs/>
+                <w:lang w:val="hr-HR"/>
+              </w:rPr>
+              <w:t xml:space="preserve"> </w:t>
+            </w:r>
+            <w:r>
+              <w:rPr>
+                <w:bCs/>
+                <w:lang w:val="hr-HR"/>
+              </w:rPr>
+              <w:t>r</w:t>
             </w:r>
             <w:r>
               <w:rPr>
@@ -6148,6 +6156,70 @@
                 <w:lang w:val="hr-HR"/>
               </w:rPr>
             </w:pPr>
+            <w:r>
+              <w:rPr>
+                <w:bCs/>
+                <w:lang w:val="hr-HR"/>
+              </w:rPr>
+              <w:t>16</w:t>
+            </w:r>
+            <w:r>
+              <w:rPr>
+                <w:bCs/>
+                <w:lang w:val="hr-HR"/>
+              </w:rPr>
+              <w:t>.</w:t>
+            </w:r>
+            <w:r>
+              <w:rPr>
+                <w:bCs/>
+                <w:lang w:val="hr-HR"/>
+              </w:rPr>
+              <w:t xml:space="preserve"> </w:t>
+            </w:r>
+            <w:r>
+              <w:rPr>
+                <w:bCs/>
+                <w:lang w:val="hr-HR"/>
+              </w:rPr>
+              <w:t>prosinac</w:t>
+            </w:r>
+            <w:r>
+              <w:rPr>
+                <w:bCs/>
+                <w:lang w:val="hr-HR"/>
+              </w:rPr>
+              <w:t xml:space="preserve"> 202</w:t>
+            </w:r>
+            <w:r>
+              <w:rPr>
+                <w:bCs/>
+                <w:lang w:val="hr-HR"/>
+              </w:rPr>
+              <w:t>5</w:t>
+            </w:r>
+            <w:r>
+              <w:rPr>
+                <w:bCs/>
+                <w:lang w:val="hr-HR"/>
+              </w:rPr>
+              <w:t>.</w:t>
+            </w:r>
+            <w:r>
+              <w:rPr>
+                <w:bCs/>
+                <w:lang w:val="hr-HR"/>
+              </w:rPr>
+              <w:br/>
+              <w:t>11:</w:t>
+            </w:r>
+            <w:r>
+              <w:rPr>
+                <w:bCs/>
+                <w:lang w:val="hr-HR"/>
+              </w:rPr>
+              <w:t>00</w:t>
+            </w:r>
           </w:p>
         </w:tc>
         <w:tc>
@@ -6164,6 +6236,13 @@
                 <w:lang w:val="hr-HR"/>
               </w:rPr>
             </w:pPr>
+            <w:r>
+              <w:rPr>
+                <w:bCs/>
+                <w:lang w:val="hr-HR"/>
+              </w:rPr>
+              <w:t>Fakultet elektrotehnike i računarstva</w:t>
+            </w:r>
           </w:p>
         </w:tc>
         <w:tc>
@@ -6180,6 +6259,71 @@
                 <w:lang w:val="hr-HR"/>
               </w:rPr>
             </w:pPr>
+            <w:r>
+              <w:rPr>
+                <w:bCs/>
+                <w:lang w:val="hr-HR"/>
+              </w:rPr>
+              <w:t>Jakov Ramljak</w:t>
+            </w:r>
+            <w:r>
+              <w:rPr>
+                <w:lang w:val="hr-HR"/>
+              </w:rPr>
+              <w:t xml:space="preserve"> (voditelj)</w:t>
+            </w:r>
+            <w:r>
+              <w:rPr>
+                <w:bCs/>
+                <w:lang w:val="hr-HR"/>
+              </w:rPr>
+              <w:t xml:space="preserve">, </w:t>
+            </w:r>
+            <w:r>
+              <w:rPr>
+                <w:bCs/>
+                <w:lang w:val="hr-HR"/>
+              </w:rPr>
+              <w:br/>
+              <w:t xml:space="preserve">Martin Golub, </w:t>
+            </w:r>
+            <w:r>
+              <w:rPr>
+                <w:bCs/>
+                <w:lang w:val="hr-HR"/>
+              </w:rPr>
+              <w:br/>
+              <w:t xml:space="preserve">Leon Katić, </w:t>
+            </w:r>
+            <w:r>
+              <w:rPr>
+                <w:bCs/>
+                <w:lang w:val="hr-HR"/>
+              </w:rPr>
+              <w:br/>
+              <w:t xml:space="preserve">Stjepan </w:t>
+            </w:r>
+            <w:proofErr w:type="spellStart"/>
+            <w:r>
+              <w:rPr>
+                <w:lang w:val="hr-HR"/>
+              </w:rPr>
+              <w:t>Džidžić</w:t>
+            </w:r>
+            <w:proofErr w:type="spellEnd"/>
+            <w:r>
+              <w:rPr>
+                <w:lang w:val="hr-HR"/>
+              </w:rPr>
+              <w:t xml:space="preserve">, </w:t>
+            </w:r>
+            <w:r>
+              <w:rPr>
+                <w:lang w:val="hr-HR"/>
+              </w:rPr>
+              <w:br/>
+              <w:t>Matea Maračić</w:t>
+            </w:r>
           </w:p>
         </w:tc>
         <w:tc>
@@ -6196,6 +6340,272 @@
                 <w:lang w:val="hr-HR"/>
               </w:rPr>
             </w:pPr>
+            <w:r>
+              <w:rPr>
+                <w:bCs/>
+                <w:lang w:val="hr-HR"/>
+              </w:rPr>
+              <w:t xml:space="preserve">Prezentiranje stanja projekta među timom. </w:t>
+            </w:r>
+            <w:r>
+              <w:rPr>
+                <w:bCs/>
+                <w:lang w:val="hr-HR"/>
+              </w:rPr>
+              <w:t xml:space="preserve">Dogovaranje </w:t>
+            </w:r>
+            <w:r>
+              <w:rPr>
+                <w:bCs/>
+                <w:lang w:val="hr-HR"/>
+              </w:rPr>
+              <w:t>najbitnijih funkcionalnosti igre.</w:t>
+            </w:r>
+          </w:p>
+        </w:tc>
+      </w:tr>
+      <w:tr>
+        <w:tc>
+          <w:tcPr>
+            <w:tcW w:w="1701" w:type="dxa"/>
+          </w:tcPr>
+          <w:p>
+            <w:pPr>
+              <w:pStyle w:val="BodyText"/>
+              <w:keepLines w:val="0"/>
+              <w:ind w:left="0"/>
+              <w:rPr>
+                <w:bCs/>
+                <w:lang w:val="hr-HR"/>
+              </w:rPr>
+            </w:pPr>
+            <w:r>
+              <w:rPr>
+                <w:bCs/>
+                <w:lang w:val="hr-HR"/>
+              </w:rPr>
+              <w:t>16</w:t>
+            </w:r>
+            <w:r>
+              <w:rPr>
+                <w:bCs/>
+                <w:lang w:val="hr-HR"/>
+              </w:rPr>
+              <w:t>.</w:t>
+            </w:r>
+            <w:r>
+              <w:rPr>
+                <w:bCs/>
+                <w:lang w:val="hr-HR"/>
+              </w:rPr>
+              <w:t xml:space="preserve"> </w:t>
+            </w:r>
+            <w:r>
+              <w:rPr>
+                <w:bCs/>
+                <w:lang w:val="hr-HR"/>
+              </w:rPr>
+              <w:t>siječanj</w:t>
+            </w:r>
+            <w:r>
+              <w:rPr>
+                <w:bCs/>
+                <w:lang w:val="hr-HR"/>
+              </w:rPr>
+              <w:t xml:space="preserve"> 202</w:t>
+            </w:r>
+            <w:r>
+              <w:rPr>
+                <w:bCs/>
+                <w:lang w:val="hr-HR"/>
+              </w:rPr>
+              <w:t>6</w:t>
+            </w:r>
+            <w:r>
+              <w:rPr>
+                <w:bCs/>
+                <w:lang w:val="hr-HR"/>
+              </w:rPr>
+              <w:t>.</w:t>
+            </w:r>
+            <w:r>
+              <w:rPr>
+                <w:bCs/>
+                <w:lang w:val="hr-HR"/>
+              </w:rPr>
+              <w:br/>
+              <w:t>1</w:t>
+            </w:r>
+            <w:r>
+              <w:rPr>
+                <w:bCs/>
+                <w:lang w:val="hr-HR"/>
+              </w:rPr>
+              <w:t>3</w:t>
+            </w:r>
+            <w:r>
+              <w:rPr>
+                <w:bCs/>
+                <w:lang w:val="hr-HR"/>
+              </w:rPr>
+              <w:t>:</w:t>
+            </w:r>
+            <w:r>
+              <w:rPr>
+                <w:bCs/>
+                <w:lang w:val="hr-HR"/>
+              </w:rPr>
+              <w:t>00</w:t>
+            </w:r>
+          </w:p>
+        </w:tc>
+        <w:tc>
+          <w:tcPr>
+            <w:tcW w:w="1843" w:type="dxa"/>
+          </w:tcPr>
+          <w:p>
+            <w:pPr>
+              <w:pStyle w:val="BodyText"/>
+              <w:keepLines w:val="0"/>
+              <w:ind w:left="0"/>
+              <w:rPr>
+                <w:bCs/>
+                <w:lang w:val="hr-HR"/>
+              </w:rPr>
+            </w:pPr>
+            <w:r>
+              <w:rPr>
+                <w:bCs/>
+                <w:lang w:val="hr-HR"/>
+              </w:rPr>
+              <w:t>Fakultet elektrotehnike i računarstva</w:t>
+            </w:r>
+          </w:p>
+        </w:tc>
+        <w:tc>
+          <w:tcPr>
+            <w:tcW w:w="3119" w:type="dxa"/>
+          </w:tcPr>
+          <w:p>
+            <w:pPr>
+              <w:pStyle w:val="BodyText"/>
+              <w:keepLines w:val="0"/>
+              <w:ind w:left="0"/>
+              <w:rPr>
+                <w:bCs/>
+                <w:lang w:val="hr-HR"/>
+              </w:rPr>
+            </w:pPr>
+            <w:r>
+              <w:rPr>
+                <w:bCs/>
+                <w:lang w:val="hr-HR"/>
+              </w:rPr>
+              <w:t>Željka Mihajlović (mentorica),</w:t>
+            </w:r>
+            <w:r>
+              <w:rPr>
+                <w:bCs/>
+                <w:lang w:val="hr-HR"/>
+              </w:rPr>
+              <w:br/>
+              <w:t>J</w:t>
+            </w:r>
+            <w:r>
+              <w:rPr>
+                <w:bCs/>
+                <w:lang w:val="hr-HR"/>
+              </w:rPr>
+              <w:t>akov Ramljak</w:t>
+            </w:r>
+            <w:r>
+              <w:rPr>
+                <w:lang w:val="hr-HR"/>
+              </w:rPr>
+              <w:t xml:space="preserve"> (voditelj)</w:t>
+            </w:r>
+            <w:r>
+              <w:rPr>
+                <w:bCs/>
+                <w:lang w:val="hr-HR"/>
+              </w:rPr>
+              <w:t xml:space="preserve">, </w:t>
+            </w:r>
+            <w:r>
+              <w:rPr>
+                <w:bCs/>
+                <w:lang w:val="hr-HR"/>
+              </w:rPr>
+              <w:br/>
+              <w:t xml:space="preserve">Martin Golub, </w:t>
+            </w:r>
+            <w:r>
+              <w:rPr>
+                <w:bCs/>
+                <w:lang w:val="hr-HR"/>
+              </w:rPr>
+              <w:br/>
+              <w:t xml:space="preserve">Leon Katić, </w:t>
+            </w:r>
+            <w:r>
+              <w:rPr>
+                <w:bCs/>
+                <w:lang w:val="hr-HR"/>
+              </w:rPr>
+              <w:br/>
+              <w:t xml:space="preserve">Stjepan </w:t>
+            </w:r>
+            <w:proofErr w:type="spellStart"/>
+            <w:r>
+              <w:rPr>
+                <w:lang w:val="hr-HR"/>
+              </w:rPr>
+              <w:t>Džidžić</w:t>
+            </w:r>
+            <w:proofErr w:type="spellEnd"/>
+            <w:r>
+              <w:rPr>
+                <w:lang w:val="hr-HR"/>
+              </w:rPr>
+              <w:t xml:space="preserve">, </w:t>
+            </w:r>
+            <w:r>
+              <w:rPr>
+                <w:lang w:val="hr-HR"/>
+              </w:rPr>
+              <w:br/>
+              <w:t>Matea Maračić</w:t>
+            </w:r>
+          </w:p>
+        </w:tc>
+        <w:tc>
+          <w:tcPr>
+            <w:tcW w:w="2579" w:type="dxa"/>
+          </w:tcPr>
+          <w:p>
+            <w:pPr>
+              <w:pStyle w:val="BodyText"/>
+              <w:keepLines w:val="0"/>
+              <w:ind w:left="0"/>
+              <w:rPr>
+                <w:bCs/>
+                <w:lang w:val="hr-HR"/>
+              </w:rPr>
+            </w:pPr>
+            <w:r>
+              <w:rPr>
+                <w:bCs/>
+                <w:lang w:val="hr-HR"/>
+              </w:rPr>
+              <w:t xml:space="preserve">Demonstriranje </w:t>
+            </w:r>
+            <w:r>
+              <w:rPr>
+                <w:bCs/>
+                <w:lang w:val="hr-HR"/>
+              </w:rPr>
+              <w:t>završenog praktičnog rada. Informiranje o izradi tehničke dokumentacije i prezentiranja projekta.</w:t>
+            </w:r>
           </w:p>
         </w:tc>
       </w:tr>
@@ -6776,7 +7186,7 @@
               <w:noProof/>
               <w:lang w:val="hr-HR"/>
             </w:rPr>
-            <w:t>2025</w:t>
+            <w:t>2026</w:t>
           </w:r>
           <w:r>
             <w:rPr>
@@ -6921,13 +7331,7 @@
             <w:rPr>
               <w:lang w:val="hr-HR"/>
             </w:rPr>
-            <w:t xml:space="preserve">FER </w:t>
-          </w:r>
-          <w:r>
-            <w:rPr>
-              <w:lang w:val="hr-HR"/>
-            </w:rPr>
-            <w:t>- Projekt</w:t>
+            <w:t>FER - Projekt</w:t>
           </w:r>
         </w:p>
       </w:tc>
@@ -6978,7 +7382,7 @@
               <w:noProof/>
               <w:lang w:val="hr-HR"/>
             </w:rPr>
-            <w:t>2025</w:t>
+            <w:t>2026</w:t>
           </w:r>
           <w:r>
             <w:rPr>
@@ -7174,7 +7578,7 @@
               <w:noProof/>
               <w:lang w:val="hr-HR"/>
             </w:rPr>
-            <w:t>2025</w:t>
+            <w:t>2026</w:t>
           </w:r>
           <w:r>
             <w:rPr>

--- a/docs/plan_projekta/FER_ProjektR_Dron.co_PlanProjekta.docx
+++ b/docs/plan_projekta/FER_ProjektR_Dron.co_PlanProjekta.docx
@@ -4244,6 +4244,34 @@
                 <w:lang w:val="hr-HR"/>
               </w:rPr>
             </w:pPr>
+            <w:r>
+              <w:rPr>
+                <w:bCs/>
+                <w:lang w:val="hr-HR"/>
+              </w:rPr>
+              <w:t>29</w:t>
+            </w:r>
+            <w:r>
+              <w:rPr>
+                <w:bCs/>
+                <w:lang w:val="hr-HR"/>
+              </w:rPr>
+              <w:t>.</w:t>
+            </w:r>
+            <w:r>
+              <w:rPr>
+                <w:bCs/>
+                <w:lang w:val="hr-HR"/>
+              </w:rPr>
+              <w:t>10</w:t>
+            </w:r>
+            <w:r>
+              <w:rPr>
+                <w:bCs/>
+                <w:lang w:val="hr-HR"/>
+              </w:rPr>
+              <w:t>.2025.</w:t>
+            </w:r>
           </w:p>
         </w:tc>
         <w:tc>
@@ -4261,6 +4289,12 @@
                 <w:lang w:val="hr-HR"/>
               </w:rPr>
             </w:pPr>
+            <w:r>
+              <w:rPr>
+                <w:lang w:val="hr-HR"/>
+              </w:rPr>
+              <w:t>upoznavanje s radnom okolinom</w:t>
+            </w:r>
           </w:p>
         </w:tc>
       </w:tr>
@@ -4329,6 +4363,12 @@
                 <w:lang w:val="hr-HR"/>
               </w:rPr>
             </w:pPr>
+            <w:r>
+              <w:rPr>
+                <w:lang w:val="hr-HR"/>
+              </w:rPr>
+              <w:t>11.11.2025.</w:t>
+            </w:r>
           </w:p>
         </w:tc>
         <w:tc>
@@ -4346,6 +4386,12 @@
                 <w:lang w:val="hr-HR"/>
               </w:rPr>
             </w:pPr>
+            <w:r>
+              <w:rPr>
+                <w:lang w:val="hr-HR"/>
+              </w:rPr>
+              <w:t>tim je upoznati s zadacima</w:t>
+            </w:r>
           </w:p>
         </w:tc>
       </w:tr>
@@ -4413,6 +4459,12 @@
                 <w:lang w:val="hr-HR"/>
               </w:rPr>
             </w:pPr>
+            <w:r>
+              <w:rPr>
+                <w:lang w:val="hr-HR"/>
+              </w:rPr>
+              <w:t>10.1.2026.</w:t>
+            </w:r>
           </w:p>
         </w:tc>
         <w:tc>
@@ -4430,6 +4482,12 @@
                 <w:lang w:val="hr-HR"/>
               </w:rPr>
             </w:pPr>
+            <w:r>
+              <w:rPr>
+                <w:lang w:val="hr-HR"/>
+              </w:rPr>
+              <w:t>početak dizajniranja grada</w:t>
+            </w:r>
           </w:p>
         </w:tc>
       </w:tr>
@@ -4506,6 +4564,12 @@
                 <w:lang w:val="hr-HR"/>
               </w:rPr>
             </w:pPr>
+            <w:r>
+              <w:rPr>
+                <w:lang w:val="hr-HR"/>
+              </w:rPr>
+              <w:t>15.1.2026.</w:t>
+            </w:r>
           </w:p>
         </w:tc>
         <w:tc>
@@ -4526,6 +4590,12 @@
                 <w:lang w:val="hr-HR"/>
               </w:rPr>
             </w:pPr>
+            <w:r>
+              <w:rPr>
+                <w:lang w:val="hr-HR"/>
+              </w:rPr>
+              <w:t>popravljanje grešaka</w:t>
+            </w:r>
           </w:p>
         </w:tc>
       </w:tr>
@@ -4602,6 +4672,12 @@
                 <w:lang w:val="hr-HR"/>
               </w:rPr>
             </w:pPr>
+            <w:r>
+              <w:rPr>
+                <w:lang w:val="hr-HR"/>
+              </w:rPr>
+              <w:t>11.1.2026.</w:t>
+            </w:r>
           </w:p>
         </w:tc>
         <w:tc>
@@ -4622,6 +4698,12 @@
                 <w:lang w:val="hr-HR"/>
               </w:rPr>
             </w:pPr>
+            <w:r>
+              <w:rPr>
+                <w:lang w:val="hr-HR"/>
+              </w:rPr>
+              <w:t>spajanje svih komponenta projekta u jedno</w:t>
+            </w:r>
           </w:p>
         </w:tc>
       </w:tr>
@@ -4689,6 +4771,12 @@
                 <w:lang w:val="hr-HR"/>
               </w:rPr>
             </w:pPr>
+            <w:r>
+              <w:rPr>
+                <w:lang w:val="hr-HR"/>
+              </w:rPr>
+              <w:t>16.1.2026.</w:t>
+            </w:r>
           </w:p>
         </w:tc>
         <w:tc>
@@ -4706,6 +4794,12 @@
                 <w:lang w:val="hr-HR"/>
               </w:rPr>
             </w:pPr>
+            <w:r>
+              <w:rPr>
+                <w:lang w:val="hr-HR"/>
+              </w:rPr>
+              <w:t>mijenjanje fokusa na dokumentaciju i prezentiranje</w:t>
+            </w:r>
           </w:p>
         </w:tc>
       </w:tr>
@@ -4773,6 +4867,12 @@
                 <w:lang w:val="hr-HR"/>
               </w:rPr>
             </w:pPr>
+            <w:r>
+              <w:rPr>
+                <w:lang w:val="hr-HR"/>
+              </w:rPr>
+              <w:t>26.1.2026.</w:t>
+            </w:r>
           </w:p>
         </w:tc>
         <w:tc>
@@ -4790,6 +4890,12 @@
                 <w:lang w:val="hr-HR"/>
               </w:rPr>
             </w:pPr>
+            <w:r>
+              <w:rPr>
+                <w:lang w:val="hr-HR"/>
+              </w:rPr>
+              <w:t>projekt je gotov</w:t>
+            </w:r>
           </w:p>
         </w:tc>
       </w:tr>

--- a/docs/plan_projekta/FER_ProjektR_Dron.co_PlanProjekta.docx
+++ b/docs/plan_projekta/FER_ProjektR_Dron.co_PlanProjekta.docx
@@ -62,7 +62,7 @@
           <w:sz w:val="28"/>
           <w:lang w:val="hr-HR"/>
         </w:rPr>
-        <w:t>1</w:t>
+        <w:t>2</w:t>
       </w:r>
     </w:p>
     <w:p>
@@ -725,7 +725,7 @@
               <w:rPr>
                 <w:noProof/>
               </w:rPr>
-              <w:t>3</w:t>
+              <w:t>4</w:t>
             </w:r>
             <w:r>
               <w:rPr>
@@ -4871,7 +4871,19 @@
               <w:rPr>
                 <w:lang w:val="hr-HR"/>
               </w:rPr>
-              <w:t>26.1.2026.</w:t>
+              <w:t>2</w:t>
+            </w:r>
+            <w:r>
+              <w:rPr>
+                <w:lang w:val="hr-HR"/>
+              </w:rPr>
+              <w:t>7</w:t>
+            </w:r>
+            <w:r>
+              <w:rPr>
+                <w:lang w:val="hr-HR"/>
+              </w:rPr>
+              <w:t>.1.2026.</w:t>
             </w:r>
           </w:p>
         </w:tc>
@@ -6281,50 +6293,15 @@
                 <w:bCs/>
                 <w:lang w:val="hr-HR"/>
               </w:rPr>
-              <w:t xml:space="preserve"> </w:t>
+              <w:t xml:space="preserve"> prosinac 2025.</w:t>
             </w:r>
             <w:r>
               <w:rPr>
                 <w:bCs/>
                 <w:lang w:val="hr-HR"/>
               </w:rPr>
-              <w:t>prosinac</w:t>
-            </w:r>
-            <w:r>
-              <w:rPr>
-                <w:bCs/>
-                <w:lang w:val="hr-HR"/>
-              </w:rPr>
-              <w:t xml:space="preserve"> 202</w:t>
-            </w:r>
-            <w:r>
-              <w:rPr>
-                <w:bCs/>
-                <w:lang w:val="hr-HR"/>
-              </w:rPr>
-              <w:t>5</w:t>
-            </w:r>
-            <w:r>
-              <w:rPr>
-                <w:bCs/>
-                <w:lang w:val="hr-HR"/>
-              </w:rPr>
-              <w:t>.</w:t>
-            </w:r>
-            <w:r>
-              <w:rPr>
-                <w:bCs/>
-                <w:lang w:val="hr-HR"/>
-              </w:rPr>
               <w:br/>
-              <w:t>11:</w:t>
-            </w:r>
-            <w:r>
-              <w:rPr>
-                <w:bCs/>
-                <w:lang w:val="hr-HR"/>
-              </w:rPr>
-              <w:t>00</w:t>
+              <w:t>11:00</w:t>
             </w:r>
           </w:p>
         </w:tc>
@@ -6504,125 +6481,69 @@
                 <w:bCs/>
                 <w:lang w:val="hr-HR"/>
               </w:rPr>
-              <w:t xml:space="preserve"> </w:t>
+              <w:t xml:space="preserve"> siječanj 2026.</w:t>
             </w:r>
             <w:r>
               <w:rPr>
                 <w:bCs/>
                 <w:lang w:val="hr-HR"/>
               </w:rPr>
-              <w:t>siječanj</w:t>
-            </w:r>
-            <w:r>
+              <w:br/>
+              <w:t>13:00</w:t>
+            </w:r>
+          </w:p>
+        </w:tc>
+        <w:tc>
+          <w:tcPr>
+            <w:tcW w:w="1843" w:type="dxa"/>
+          </w:tcPr>
+          <w:p>
+            <w:pPr>
+              <w:pStyle w:val="BodyText"/>
+              <w:keepLines w:val="0"/>
+              <w:ind w:left="0"/>
               <w:rPr>
                 <w:bCs/>
                 <w:lang w:val="hr-HR"/>
               </w:rPr>
-              <w:t xml:space="preserve"> 202</w:t>
-            </w:r>
+            </w:pPr>
             <w:r>
               <w:rPr>
                 <w:bCs/>
                 <w:lang w:val="hr-HR"/>
               </w:rPr>
-              <w:t>6</w:t>
-            </w:r>
-            <w:r>
+              <w:t>Fakultet elektrotehnike i računarstva</w:t>
+            </w:r>
+          </w:p>
+        </w:tc>
+        <w:tc>
+          <w:tcPr>
+            <w:tcW w:w="3119" w:type="dxa"/>
+          </w:tcPr>
+          <w:p>
+            <w:pPr>
+              <w:pStyle w:val="BodyText"/>
+              <w:keepLines w:val="0"/>
+              <w:ind w:left="0"/>
               <w:rPr>
                 <w:bCs/>
                 <w:lang w:val="hr-HR"/>
               </w:rPr>
-              <w:t>.</w:t>
-            </w:r>
+            </w:pPr>
             <w:r>
               <w:rPr>
                 <w:bCs/>
                 <w:lang w:val="hr-HR"/>
               </w:rPr>
+              <w:t>Željka Mihajlović (mentorica),</w:t>
+            </w:r>
+            <w:r>
+              <w:rPr>
+                <w:bCs/>
+                <w:lang w:val="hr-HR"/>
+              </w:rPr>
               <w:br/>
-              <w:t>1</w:t>
-            </w:r>
-            <w:r>
-              <w:rPr>
-                <w:bCs/>
-                <w:lang w:val="hr-HR"/>
-              </w:rPr>
-              <w:t>3</w:t>
-            </w:r>
-            <w:r>
-              <w:rPr>
-                <w:bCs/>
-                <w:lang w:val="hr-HR"/>
-              </w:rPr>
-              <w:t>:</w:t>
-            </w:r>
-            <w:r>
-              <w:rPr>
-                <w:bCs/>
-                <w:lang w:val="hr-HR"/>
-              </w:rPr>
-              <w:t>00</w:t>
-            </w:r>
-          </w:p>
-        </w:tc>
-        <w:tc>
-          <w:tcPr>
-            <w:tcW w:w="1843" w:type="dxa"/>
-          </w:tcPr>
-          <w:p>
-            <w:pPr>
-              <w:pStyle w:val="BodyText"/>
-              <w:keepLines w:val="0"/>
-              <w:ind w:left="0"/>
-              <w:rPr>
-                <w:bCs/>
-                <w:lang w:val="hr-HR"/>
-              </w:rPr>
-            </w:pPr>
-            <w:r>
-              <w:rPr>
-                <w:bCs/>
-                <w:lang w:val="hr-HR"/>
-              </w:rPr>
-              <w:t>Fakultet elektrotehnike i računarstva</w:t>
-            </w:r>
-          </w:p>
-        </w:tc>
-        <w:tc>
-          <w:tcPr>
-            <w:tcW w:w="3119" w:type="dxa"/>
-          </w:tcPr>
-          <w:p>
-            <w:pPr>
-              <w:pStyle w:val="BodyText"/>
-              <w:keepLines w:val="0"/>
-              <w:ind w:left="0"/>
-              <w:rPr>
-                <w:bCs/>
-                <w:lang w:val="hr-HR"/>
-              </w:rPr>
-            </w:pPr>
-            <w:r>
-              <w:rPr>
-                <w:bCs/>
-                <w:lang w:val="hr-HR"/>
-              </w:rPr>
-              <w:t>Željka Mihajlović (mentorica),</w:t>
-            </w:r>
-            <w:r>
-              <w:rPr>
-                <w:bCs/>
-                <w:lang w:val="hr-HR"/>
-              </w:rPr>
-              <w:br/>
-              <w:t>J</w:t>
-            </w:r>
-            <w:r>
-              <w:rPr>
-                <w:bCs/>
-                <w:lang w:val="hr-HR"/>
-              </w:rPr>
-              <w:t>akov Ramljak</w:t>
+              <w:t>Jakov Ramljak</w:t>
             </w:r>
             <w:r>
               <w:rPr>
@@ -6703,14 +6624,7 @@
                 <w:bCs/>
                 <w:lang w:val="hr-HR"/>
               </w:rPr>
-              <w:t xml:space="preserve">Demonstriranje </w:t>
-            </w:r>
-            <w:r>
-              <w:rPr>
-                <w:bCs/>
-                <w:lang w:val="hr-HR"/>
-              </w:rPr>
-              <w:t>završenog praktičnog rada. Informiranje o izradi tehničke dokumentacije i prezentiranja projekta.</w:t>
+              <w:t>Demonstriranje završenog praktičnog rada. Informiranje o izradi tehničke dokumentacije i prezentiranja projekta.</w:t>
             </w:r>
           </w:p>
         </w:tc>
@@ -7899,7 +7813,7 @@
             <w:rPr>
               <w:lang w:val="hr-HR"/>
             </w:rPr>
-            <w:t>1</w:t>
+            <w:t>2</w:t>
           </w:r>
         </w:p>
       </w:tc>
@@ -7949,7 +7863,19 @@
             <w:rPr>
               <w:lang w:val="hr-HR"/>
             </w:rPr>
-            <w:t xml:space="preserve">  Datum:  1</w:t>
+            <w:t xml:space="preserve">  Datum:  </w:t>
+          </w:r>
+          <w:r>
+            <w:rPr>
+              <w:lang w:val="hr-HR"/>
+            </w:rPr>
+            <w:t>27</w:t>
+          </w:r>
+          <w:r>
+            <w:rPr>
+              <w:lang w:val="hr-HR"/>
+            </w:rPr>
+            <w:t>/</w:t>
           </w:r>
           <w:r>
             <w:rPr>
@@ -7961,19 +7887,13 @@
             <w:rPr>
               <w:lang w:val="hr-HR"/>
             </w:rPr>
-            <w:t>/1</w:t>
+            <w:t>/202</w:t>
           </w:r>
           <w:r>
             <w:rPr>
               <w:lang w:val="hr-HR"/>
             </w:rPr>
-            <w:t>1</w:t>
-          </w:r>
-          <w:r>
-            <w:rPr>
-              <w:lang w:val="hr-HR"/>
-            </w:rPr>
-            <w:t>/2025</w:t>
+            <w:t>6</w:t>
           </w:r>
         </w:p>
       </w:tc>
@@ -8181,7 +8101,7 @@
             <w:rPr>
               <w:lang w:val="hr-HR"/>
             </w:rPr>
-            <w:t>1</w:t>
+            <w:t>2</w:t>
           </w:r>
         </w:p>
       </w:tc>
@@ -8237,31 +8157,31 @@
             <w:rPr>
               <w:lang w:val="hr-HR"/>
             </w:rPr>
+            <w:t>27</w:t>
+          </w:r>
+          <w:r>
+            <w:rPr>
+              <w:lang w:val="hr-HR"/>
+            </w:rPr>
+            <w:t>/</w:t>
+          </w:r>
+          <w:r>
+            <w:rPr>
+              <w:lang w:val="hr-HR"/>
+            </w:rPr>
             <w:t>1</w:t>
           </w:r>
           <w:r>
             <w:rPr>
               <w:lang w:val="hr-HR"/>
             </w:rPr>
-            <w:t>1</w:t>
+            <w:t>/202</w:t>
           </w:r>
           <w:r>
             <w:rPr>
               <w:lang w:val="hr-HR"/>
             </w:rPr>
-            <w:t>/</w:t>
-          </w:r>
-          <w:r>
-            <w:rPr>
-              <w:lang w:val="hr-HR"/>
-            </w:rPr>
-            <w:t>11</w:t>
-          </w:r>
-          <w:r>
-            <w:rPr>
-              <w:lang w:val="hr-HR"/>
-            </w:rPr>
-            <w:t>/2025</w:t>
+            <w:t>6</w:t>
           </w:r>
         </w:p>
       </w:tc>
